--- a/az/stories/the-silent-corridor.docx
+++ b/az/stories/the-silent-corridor.docx
@@ -392,39 +392,7 @@
         <w:spacing w:after="40"/>
       </w:pPr>
       <w:r>
-        <w:t>“</w:t>
-      </w:r>
-      <w:proofErr w:type="spellStart"/>
-      <w:r>
-        <w:t>Sənədlər</w:t>
-      </w:r>
-      <w:proofErr w:type="spellEnd"/>
-      <w:r>
-        <w:t xml:space="preserve"> </w:t>
-      </w:r>
-      <w:proofErr w:type="spellStart"/>
-      <w:r>
-        <w:t>çatdımı</w:t>
-      </w:r>
-      <w:proofErr w:type="spellEnd"/>
-      <w:r>
-        <w:t xml:space="preserve">? </w:t>
-      </w:r>
-      <w:proofErr w:type="spellStart"/>
-      <w:r>
-        <w:t>Onlara</w:t>
-      </w:r>
-      <w:proofErr w:type="spellEnd"/>
-      <w:r>
-        <w:t xml:space="preserve"> </w:t>
-      </w:r>
-      <w:proofErr w:type="spellStart"/>
-      <w:r>
-        <w:t>baxılıbmı</w:t>
-      </w:r>
-      <w:proofErr w:type="spellEnd"/>
-      <w:r>
-        <w:t>?"</w:t>
+        <w:t>«Sənədlər çatdımı? Onlara baxılıbmı?»</w:t>
       </w:r>
     </w:p>
     <w:p>
@@ -677,127 +645,7 @@
         <w:spacing w:after="40"/>
       </w:pPr>
       <w:r>
-        <w:t>“</w:t>
-      </w:r>
-      <w:proofErr w:type="spellStart"/>
-      <w:r>
-        <w:t>Bəli</w:t>
-      </w:r>
-      <w:proofErr w:type="spellEnd"/>
-      <w:r>
-        <w:t xml:space="preserve">, </w:t>
-      </w:r>
-      <w:proofErr w:type="spellStart"/>
-      <w:r>
-        <w:t>sənədlər</w:t>
-      </w:r>
-      <w:proofErr w:type="spellEnd"/>
-      <w:r>
-        <w:t xml:space="preserve"> </w:t>
-      </w:r>
-      <w:proofErr w:type="spellStart"/>
-      <w:r>
-        <w:t>gəlib</w:t>
-      </w:r>
-      <w:proofErr w:type="spellEnd"/>
-      <w:r>
-        <w:t xml:space="preserve">. Amma biz </w:t>
-      </w:r>
-      <w:proofErr w:type="spellStart"/>
-      <w:r>
-        <w:t>onları</w:t>
-      </w:r>
-      <w:proofErr w:type="spellEnd"/>
-      <w:r>
-        <w:t xml:space="preserve"> </w:t>
-      </w:r>
-      <w:proofErr w:type="spellStart"/>
-      <w:r>
-        <w:t>qəbul</w:t>
-      </w:r>
-      <w:proofErr w:type="spellEnd"/>
-      <w:r>
-        <w:t xml:space="preserve"> </w:t>
-      </w:r>
-      <w:proofErr w:type="spellStart"/>
-      <w:r>
-        <w:t>etməmişik</w:t>
-      </w:r>
-      <w:proofErr w:type="spellEnd"/>
-      <w:r>
-        <w:t xml:space="preserve">. </w:t>
-      </w:r>
-      <w:proofErr w:type="spellStart"/>
-      <w:r>
-        <w:t>Çünki</w:t>
-      </w:r>
-      <w:proofErr w:type="spellEnd"/>
-      <w:r>
-        <w:t xml:space="preserve"> </w:t>
-      </w:r>
-      <w:proofErr w:type="spellStart"/>
-      <w:r>
-        <w:t>təqdimat</w:t>
-      </w:r>
-      <w:proofErr w:type="spellEnd"/>
-      <w:r>
-        <w:t xml:space="preserve"> </w:t>
-      </w:r>
-      <w:proofErr w:type="spellStart"/>
-      <w:r>
-        <w:t>forması</w:t>
-      </w:r>
-      <w:proofErr w:type="spellEnd"/>
-      <w:r>
-        <w:t xml:space="preserve"> </w:t>
-      </w:r>
-      <w:proofErr w:type="spellStart"/>
-      <w:r>
-        <w:t>düzgün</w:t>
-      </w:r>
-      <w:proofErr w:type="spellEnd"/>
-      <w:r>
-        <w:t xml:space="preserve"> </w:t>
-      </w:r>
-      <w:proofErr w:type="spellStart"/>
-      <w:r>
-        <w:t>deyil</w:t>
-      </w:r>
-      <w:proofErr w:type="spellEnd"/>
-      <w:r>
-        <w:t xml:space="preserve"> və </w:t>
-      </w:r>
-      <w:proofErr w:type="spellStart"/>
-      <w:r>
-        <w:t>rəsmi</w:t>
-      </w:r>
-      <w:proofErr w:type="spellEnd"/>
-      <w:r>
-        <w:t xml:space="preserve"> </w:t>
-      </w:r>
-      <w:proofErr w:type="spellStart"/>
-      <w:r>
-        <w:t>prosedura</w:t>
-      </w:r>
-      <w:proofErr w:type="spellEnd"/>
-      <w:r>
-        <w:t xml:space="preserve"> </w:t>
-      </w:r>
-      <w:proofErr w:type="spellStart"/>
-      <w:r>
-        <w:t>əməl</w:t>
-      </w:r>
-      <w:proofErr w:type="spellEnd"/>
-      <w:r>
-        <w:t xml:space="preserve"> </w:t>
-      </w:r>
-      <w:proofErr w:type="spellStart"/>
-      <w:r>
-        <w:t>olunmayıb</w:t>
-      </w:r>
-      <w:proofErr w:type="spellEnd"/>
-      <w:r>
-        <w:t>.”</w:t>
+        <w:t>«Bəli, sənədlər gəlib. Amma biz onları qəbul etməmişik. Çünki təqdimat forması düzgün deyil və rəsmi prosedura əməl olunmayıb.»</w:t>
       </w:r>
     </w:p>
     <w:p>
@@ -842,55 +690,7 @@
         <w:spacing w:after="40"/>
       </w:pPr>
       <w:r>
-        <w:t xml:space="preserve">“Bəs </w:t>
-      </w:r>
-      <w:proofErr w:type="spellStart"/>
-      <w:r>
-        <w:t>bunu</w:t>
-      </w:r>
-      <w:proofErr w:type="spellEnd"/>
-      <w:r>
-        <w:t xml:space="preserve"> </w:t>
-      </w:r>
-      <w:proofErr w:type="spellStart"/>
-      <w:r>
-        <w:t>bizə</w:t>
-      </w:r>
-      <w:proofErr w:type="spellEnd"/>
-      <w:r>
-        <w:t xml:space="preserve"> </w:t>
-      </w:r>
-      <w:proofErr w:type="spellStart"/>
-      <w:r>
-        <w:t>niyə</w:t>
-      </w:r>
-      <w:proofErr w:type="spellEnd"/>
-      <w:r>
-        <w:t xml:space="preserve"> </w:t>
-      </w:r>
-      <w:proofErr w:type="spellStart"/>
-      <w:r>
-        <w:t>demədiniz</w:t>
-      </w:r>
-      <w:proofErr w:type="spellEnd"/>
-      <w:r>
-        <w:t xml:space="preserve">?” — </w:t>
-      </w:r>
-      <w:proofErr w:type="spellStart"/>
-      <w:r>
-        <w:t>deyə</w:t>
-      </w:r>
-      <w:proofErr w:type="spellEnd"/>
-      <w:r>
-        <w:t xml:space="preserve"> sual </w:t>
-      </w:r>
-      <w:proofErr w:type="spellStart"/>
-      <w:r>
-        <w:t>edirlər</w:t>
-      </w:r>
-      <w:proofErr w:type="spellEnd"/>
-      <w:r>
-        <w:t>.</w:t>
+        <w:t>«Bəs bunu bizə niyə demədiniz?» — deyə sual edirlər.</w:t>
       </w:r>
     </w:p>
     <w:p>
@@ -898,58 +698,8 @@
         <w:spacing w:after="40"/>
       </w:pPr>
       <w:r>
-        <w:t xml:space="preserve">“Biz </w:t>
-      </w:r>
-      <w:proofErr w:type="spellStart"/>
-      <w:r>
-        <w:t>hər</w:t>
-      </w:r>
-      <w:proofErr w:type="spellEnd"/>
-      <w:r>
-        <w:t xml:space="preserve"> </w:t>
-      </w:r>
-      <w:proofErr w:type="spellStart"/>
-      <w:r>
-        <w:t>şeyi</w:t>
-      </w:r>
-      <w:proofErr w:type="spellEnd"/>
-      <w:r>
-        <w:t xml:space="preserve"> </w:t>
-      </w:r>
-      <w:proofErr w:type="spellStart"/>
-      <w:r>
-        <w:t>qısa</w:t>
-      </w:r>
-      <w:proofErr w:type="spellEnd"/>
-      <w:r>
-        <w:t xml:space="preserve"> zaman </w:t>
-      </w:r>
-      <w:proofErr w:type="spellStart"/>
-      <w:r>
-        <w:t>ərzində</w:t>
-      </w:r>
-      <w:proofErr w:type="spellEnd"/>
-      <w:r>
-        <w:t xml:space="preserve"> </w:t>
-      </w:r>
-      <w:proofErr w:type="spellStart"/>
-      <w:r>
-        <w:t>düzəldə</w:t>
-      </w:r>
-      <w:proofErr w:type="spellEnd"/>
-      <w:r>
-        <w:t xml:space="preserve"> </w:t>
-      </w:r>
-      <w:proofErr w:type="spellStart"/>
-      <w:r>
-        <w:t>bilərdik</w:t>
-      </w:r>
-      <w:proofErr w:type="spellEnd"/>
-      <w:proofErr w:type="gramStart"/>
-      <w:r>
-        <w:t>.”...</w:t>
-      </w:r>
-      <w:proofErr w:type="gramEnd"/>
+        <w:t>«Biz hər şeyi qısa zaman ərzində düzəldə bilərdik.»...</w:t>
+      </w:r>
     </w:p>
     <w:p>
       <w:pPr>
@@ -1033,239 +783,7 @@
         <w:spacing w:after="40"/>
       </w:pPr>
       <w:r>
-        <w:t>“</w:t>
-      </w:r>
-      <w:proofErr w:type="spellStart"/>
-      <w:r>
-        <w:t>Əgər</w:t>
-      </w:r>
-      <w:proofErr w:type="spellEnd"/>
-      <w:r>
-        <w:t xml:space="preserve"> biz </w:t>
-      </w:r>
-      <w:proofErr w:type="spellStart"/>
-      <w:r>
-        <w:t>prosesi</w:t>
-      </w:r>
-      <w:proofErr w:type="spellEnd"/>
-      <w:r>
-        <w:t xml:space="preserve"> </w:t>
-      </w:r>
-      <w:proofErr w:type="spellStart"/>
-      <w:r>
-        <w:t>aktiv</w:t>
-      </w:r>
-      <w:proofErr w:type="spellEnd"/>
-      <w:r>
-        <w:t xml:space="preserve"> </w:t>
-      </w:r>
-      <w:proofErr w:type="spellStart"/>
-      <w:r>
-        <w:t>izləsəydik</w:t>
-      </w:r>
-      <w:proofErr w:type="spellEnd"/>
-      <w:r>
-        <w:t xml:space="preserve">, </w:t>
-      </w:r>
-      <w:proofErr w:type="spellStart"/>
-      <w:r>
-        <w:t>statusu</w:t>
-      </w:r>
-      <w:proofErr w:type="spellEnd"/>
-      <w:r>
-        <w:t xml:space="preserve"> </w:t>
-      </w:r>
-      <w:proofErr w:type="spellStart"/>
-      <w:r>
-        <w:t>mütəmadi</w:t>
-      </w:r>
-      <w:proofErr w:type="spellEnd"/>
-      <w:r>
-        <w:t xml:space="preserve"> olaraq </w:t>
-      </w:r>
-      <w:proofErr w:type="spellStart"/>
-      <w:r>
-        <w:t>yoxlasaydıq</w:t>
-      </w:r>
-      <w:proofErr w:type="spellEnd"/>
-      <w:r>
-        <w:t xml:space="preserve"> və </w:t>
-      </w:r>
-      <w:proofErr w:type="spellStart"/>
-      <w:r>
-        <w:t>aydın</w:t>
-      </w:r>
-      <w:proofErr w:type="spellEnd"/>
-      <w:r>
-        <w:t xml:space="preserve"> </w:t>
-      </w:r>
-      <w:proofErr w:type="spellStart"/>
-      <w:r>
-        <w:t>kommunikasiya</w:t>
-      </w:r>
-      <w:proofErr w:type="spellEnd"/>
-      <w:r>
-        <w:t xml:space="preserve"> </w:t>
-      </w:r>
-      <w:proofErr w:type="spellStart"/>
-      <w:r>
-        <w:t>qursaydıq</w:t>
-      </w:r>
-      <w:proofErr w:type="spellEnd"/>
-      <w:r>
-        <w:t xml:space="preserve">, bu </w:t>
-      </w:r>
-      <w:proofErr w:type="spellStart"/>
-      <w:r>
-        <w:t>anlaşılmazlıq</w:t>
-      </w:r>
-      <w:proofErr w:type="spellEnd"/>
-      <w:r>
-        <w:t xml:space="preserve"> </w:t>
-      </w:r>
-      <w:proofErr w:type="spellStart"/>
-      <w:r>
-        <w:t>heç</w:t>
-      </w:r>
-      <w:proofErr w:type="spellEnd"/>
-      <w:r>
-        <w:t xml:space="preserve"> </w:t>
-      </w:r>
-      <w:proofErr w:type="spellStart"/>
-      <w:r>
-        <w:t>vaxt</w:t>
-      </w:r>
-      <w:proofErr w:type="spellEnd"/>
-      <w:r>
-        <w:t xml:space="preserve"> </w:t>
-      </w:r>
-      <w:proofErr w:type="spellStart"/>
-      <w:r>
-        <w:t>baş</w:t>
-      </w:r>
-      <w:proofErr w:type="spellEnd"/>
-      <w:r>
-        <w:t xml:space="preserve"> </w:t>
-      </w:r>
-      <w:proofErr w:type="spellStart"/>
-      <w:r>
-        <w:t>verməzdi</w:t>
-      </w:r>
-      <w:proofErr w:type="spellEnd"/>
-      <w:r>
-        <w:t xml:space="preserve">. Biz </w:t>
-      </w:r>
-      <w:proofErr w:type="spellStart"/>
-      <w:r>
-        <w:t>vaxtımızı</w:t>
-      </w:r>
-      <w:proofErr w:type="spellEnd"/>
-      <w:r>
-        <w:t xml:space="preserve"> </w:t>
-      </w:r>
-      <w:proofErr w:type="spellStart"/>
-      <w:r>
-        <w:t>itirdik</w:t>
-      </w:r>
-      <w:proofErr w:type="spellEnd"/>
-      <w:r>
-        <w:t xml:space="preserve">, </w:t>
-      </w:r>
-      <w:proofErr w:type="spellStart"/>
-      <w:r>
-        <w:t>enerjimizi</w:t>
-      </w:r>
-      <w:proofErr w:type="spellEnd"/>
-      <w:r>
-        <w:t xml:space="preserve"> </w:t>
-      </w:r>
-      <w:proofErr w:type="spellStart"/>
-      <w:r>
-        <w:t>boşuna</w:t>
-      </w:r>
-      <w:proofErr w:type="spellEnd"/>
-      <w:r>
-        <w:t xml:space="preserve"> </w:t>
-      </w:r>
-      <w:proofErr w:type="spellStart"/>
-      <w:r>
-        <w:t>sərf</w:t>
-      </w:r>
-      <w:proofErr w:type="spellEnd"/>
-      <w:r>
-        <w:t xml:space="preserve"> </w:t>
-      </w:r>
-      <w:proofErr w:type="spellStart"/>
-      <w:r>
-        <w:t>etdik</w:t>
-      </w:r>
-      <w:proofErr w:type="spellEnd"/>
-      <w:r>
-        <w:t xml:space="preserve">, </w:t>
-      </w:r>
-      <w:proofErr w:type="spellStart"/>
-      <w:r>
-        <w:t>inamımız</w:t>
-      </w:r>
-      <w:proofErr w:type="spellEnd"/>
-      <w:r>
-        <w:t xml:space="preserve"> </w:t>
-      </w:r>
-      <w:proofErr w:type="spellStart"/>
-      <w:r>
-        <w:t>sarsıldı</w:t>
-      </w:r>
-      <w:proofErr w:type="spellEnd"/>
-      <w:r>
-        <w:t xml:space="preserve"> — </w:t>
-      </w:r>
-      <w:proofErr w:type="spellStart"/>
-      <w:r>
-        <w:t>hamısı</w:t>
-      </w:r>
-      <w:proofErr w:type="spellEnd"/>
-      <w:r>
-        <w:t xml:space="preserve"> da </w:t>
-      </w:r>
-      <w:proofErr w:type="spellStart"/>
-      <w:r>
-        <w:t>aramızdakı</w:t>
-      </w:r>
-      <w:proofErr w:type="spellEnd"/>
-      <w:r>
-        <w:t xml:space="preserve"> </w:t>
-      </w:r>
-      <w:proofErr w:type="spellStart"/>
-      <w:r>
-        <w:t>dəhlizin</w:t>
-      </w:r>
-      <w:proofErr w:type="spellEnd"/>
-      <w:r>
-        <w:t xml:space="preserve"> </w:t>
-      </w:r>
-      <w:proofErr w:type="spellStart"/>
-      <w:r>
-        <w:t>səssiz</w:t>
-      </w:r>
-      <w:proofErr w:type="spellEnd"/>
-      <w:r>
-        <w:t xml:space="preserve"> </w:t>
-      </w:r>
-      <w:proofErr w:type="spellStart"/>
-      <w:r>
-        <w:t>qalmasına</w:t>
-      </w:r>
-      <w:proofErr w:type="spellEnd"/>
-      <w:r>
-        <w:t xml:space="preserve"> </w:t>
-      </w:r>
-      <w:proofErr w:type="spellStart"/>
-      <w:r>
-        <w:t>görə</w:t>
-      </w:r>
-      <w:proofErr w:type="spellEnd"/>
-      <w:r>
-        <w:t>.”</w:t>
+        <w:t>«Əgər biz prosesi aktiv izləsəydik, statusu mütəmadi olaraq yoxlasaydıq və aydın kommunikasiya qursaydıq, bu anlaşılmazlıq heç vaxt baş verməzdi. Biz vaxtımızı itirdik, enerjimizi boşuna sərf etdik, inamımız sarsıldı — hamısı da aramızdakı dəhlizin səssiz qalmasına görə.»</w:t>
       </w:r>
     </w:p>
     <w:p>
